--- a/pr-preview/pr-328/chapters/citations-evidence.docx
+++ b/pr-preview/pr-328/chapters/citations-evidence.docx
@@ -15,7 +15,7 @@
         <w:pStyle w:val="Date"/>
       </w:pPr>
       <w:r>
-        <w:t xml:space="preserve">Last modified: 2026-10-22 15:35:40 (PDT)</w:t>
+        <w:t xml:space="preserve">Last modified: 2026-10-22 15:42:15 (PDT)</w:t>
       </w:r>
     </w:p>
     <w:p>

--- a/pr-preview/pr-328/chapters/citations-evidence.docx
+++ b/pr-preview/pr-328/chapters/citations-evidence.docx
@@ -15,7 +15,7 @@
         <w:pStyle w:val="Date"/>
       </w:pPr>
       <w:r>
-        <w:t xml:space="preserve">Last modified: 2026-10-22 15:42:15 (PDT)</w:t>
+        <w:t xml:space="preserve">Last modified: 2026-10-25 22:11:51 (PDT)</w:t>
       </w:r>
     </w:p>
     <w:p>
@@ -2305,7 +2305,7 @@
       </w:r>
     </w:p>
     <w:bookmarkEnd w:id="27"/>
-    <w:bookmarkStart w:id="34" w:name="link-liberally"/>
+    <w:bookmarkStart w:id="37" w:name="link-liberally"/>
     <w:p>
       <w:pPr>
         <w:pStyle w:val="Heading2"/>
@@ -2481,7 +2481,52 @@
         <w:t xml:space="preserve"> </w:t>
       </w:r>
       <w:r>
-        <w:t xml:space="preserve">instead of repeating its content.</w:t>
+        <w:t xml:space="preserve">instead of repeating its content;</w:t>
+      </w:r>
+    </w:p>
+    <w:p>
+      <w:pPr>
+        <w:pStyle w:val="Compact"/>
+        <w:numPr>
+          <w:ilvl w:val="0"/>
+          <w:numId w:val="1014"/>
+        </w:numPr>
+      </w:pPr>
+      <w:r>
+        <w:t xml:space="preserve">a back-reference,</w:t>
+      </w:r>
+      <w:r>
+        <w:t xml:space="preserve"> </w:t>
+      </w:r>
+      <w:r>
+        <w:t xml:space="preserve">such as</w:t>
+      </w:r>
+      <w:r>
+        <w:t xml:space="preserve"> </w:t>
+      </w:r>
+      <w:r>
+        <w:t xml:space="preserve">“as defined above”</w:t>
+      </w:r>
+      <w:r>
+        <w:t xml:space="preserve"> </w:t>
+      </w:r>
+      <w:r>
+        <w:t xml:space="preserve">or</w:t>
+      </w:r>
+      <w:r>
+        <w:t xml:space="preserve"> </w:t>
+      </w:r>
+      <w:r>
+        <w:t xml:space="preserve">“the model from the previous section”</w:t>
+      </w:r>
+      <w:r>
+        <w:t xml:space="preserve">,</w:t>
+      </w:r>
+      <w:r>
+        <w:t xml:space="preserve"> </w:t>
+      </w:r>
+      <w:r>
+        <w:t xml:space="preserve">to the content that it points back to.</w:t>
       </w:r>
     </w:p>
     <w:p>
@@ -2489,12 +2534,176 @@
         <w:pStyle w:val="FirstParagraph"/>
       </w:pPr>
       <w:r>
+        <w:t xml:space="preserve">A reader who skipped the earlier section,</w:t>
+      </w:r>
+      <w:r>
+        <w:t xml:space="preserve"> </w:t>
+      </w:r>
+      <w:r>
+        <w:t xml:space="preserve">or who opened the page from a link to its middle,</w:t>
+      </w:r>
+      <w:r>
+        <w:t xml:space="preserve"> </w:t>
+      </w:r>
+      <w:r>
+        <w:t xml:space="preserve">can jump to the content that a back-reference points to only if the back-reference is a link.</w:t>
+      </w:r>
+      <w:r>
+        <w:t xml:space="preserve"> </w:t>
+      </w:r>
+      <w:r>
+        <w:t xml:space="preserve">Put the link on the words that name the target,</w:t>
+      </w:r>
+      <w:r>
+        <w:t xml:space="preserve"> </w:t>
+      </w:r>
+      <w:r>
+        <w:t xml:space="preserve">once per paragraph.</w:t>
+      </w:r>
+      <w:r>
+        <w:t xml:space="preserve"> </w:t>
+      </w:r>
+      <w:r>
+        <w:t xml:space="preserve">Where you can, use the target’s name instead of</w:t>
+      </w:r>
+      <w:r>
+        <w:t xml:space="preserve"> </w:t>
+      </w:r>
+      <w:r>
+        <w:t xml:space="preserve">“above”</w:t>
+      </w:r>
+      <w:r>
+        <w:t xml:space="preserve"> </w:t>
+      </w:r>
+      <w:r>
+        <w:t xml:space="preserve">or</w:t>
+      </w:r>
+      <w:r>
+        <w:t xml:space="preserve"> </w:t>
+      </w:r>
+      <w:r>
+        <w:t xml:space="preserve">“earlier”</w:t>
+      </w:r>
+      <w:r>
+        <w:t xml:space="preserve">,</w:t>
+      </w:r>
+      <w:r>
+        <w:t xml:space="preserve"> </w:t>
+      </w:r>
+      <w:r>
+        <w:t xml:space="preserve">since a word that names a position becomes wrong</w:t>
+      </w:r>
+      <w:r>
+        <w:t xml:space="preserve"> </w:t>
+      </w:r>
+      <w:r>
+        <w:t xml:space="preserve">when a later edit moves the content</w:t>
+      </w:r>
+      <w:r>
+        <w:t xml:space="preserve"> </w:t>
+      </w:r>
+      <w:r>
+        <w:t xml:space="preserve">(see</w:t>
+      </w:r>
+      <w:r>
+        <w:t xml:space="preserve"> </w:t>
+      </w:r>
+      <w:hyperlink r:id="rId30">
+        <w:r>
+          <w:rPr>
+            <w:rStyle w:val="Hyperlink"/>
+          </w:rPr>
+          <w:t xml:space="preserve">Avoid forward references</w:t>
+        </w:r>
+      </w:hyperlink>
+      <w:r>
+        <w:t xml:space="preserve">).</w:t>
+      </w:r>
+    </w:p>
+    <w:bookmarkStart w:id="32" w:name="exm-link-back-reference"/>
+    <w:p>
+      <w:pPr>
+        <w:pStyle w:val="BodyText"/>
+      </w:pPr>
+      <w:r>
+        <w:rPr>
+          <w:b/>
+          <w:bCs/>
+        </w:rPr>
+        <w:t xml:space="preserve">Example 2 (Linking a reference back to earlier content)</w:t>
+      </w:r>
+      <w:r>
+        <w:t xml:space="preserve"> </w:t>
+      </w:r>
+      <w:r>
+        <w:t xml:space="preserve"> </w:t>
+      </w:r>
+    </w:p>
+    <w:p>
+      <w:pPr>
+        <w:pStyle w:val="BlockText"/>
+      </w:pPr>
+      <w:r>
+        <w:t xml:space="preserve">❌ The likelihood of the logistic regression model from the previous chapter</w:t>
+      </w:r>
+      <w:r>
+        <w:t xml:space="preserve"> </w:t>
+      </w:r>
+      <w:r>
+        <w:t xml:space="preserve">is a product of Bernoulli probabilities.</w:t>
+      </w:r>
+    </w:p>
+    <w:p>
+      <w:pPr>
+        <w:pStyle w:val="BlockText"/>
+      </w:pPr>
+      <w:r>
+        <w:t xml:space="preserve">✅ The likelihood of the</w:t>
+      </w:r>
+      <w:r>
+        <w:t xml:space="preserve"> </w:t>
+      </w:r>
+      <w:hyperlink r:id="rId31">
+        <w:r>
+          <w:rPr>
+            <w:rStyle w:val="Hyperlink"/>
+          </w:rPr>
+          <w:t xml:space="preserve">logistic regression</w:t>
+        </w:r>
+      </w:hyperlink>
+      <w:r>
+        <w:t xml:space="preserve"> </w:t>
+      </w:r>
+      <w:r>
+        <w:t xml:space="preserve">model</w:t>
+      </w:r>
+      <w:r>
+        <w:t xml:space="preserve"> </w:t>
+      </w:r>
+      <w:r>
+        <w:t xml:space="preserve">is a product of Bernoulli probabilities.</w:t>
+      </w:r>
+    </w:p>
+    <w:p>
+      <w:pPr>
+        <w:pStyle w:val="FirstParagraph"/>
+      </w:pPr>
+      <w:r>
+        <w:t xml:space="preserve">In the ✅ version, the link takes the reader to the model’s definition.</w:t>
+      </w:r>
+    </w:p>
+    <w:bookmarkEnd w:id="32"/>
+    <w:p>
+      <w:pPr>
+        <w:pStyle w:val="BodyText"/>
+      </w:pPr>
+      <w:r>
         <w:t xml:space="preserve">In</w:t>
       </w:r>
       <w:r>
         <w:t xml:space="preserve"> </w:t>
       </w:r>
-      <w:hyperlink r:id="rId30">
+      <w:hyperlink r:id="rId33">
         <w:r>
           <w:rPr>
             <w:rStyle w:val="Hyperlink"/>
@@ -2603,7 +2812,7 @@
         <w:t xml:space="preserve">the target is unstable, and a stable alternative such as a DOI exists.</w:t>
       </w:r>
     </w:p>
-    <w:bookmarkStart w:id="33" w:name="exm-link-liberally"/>
+    <w:bookmarkStart w:id="36" w:name="exm-link-liberally"/>
     <w:p>
       <w:pPr>
         <w:pStyle w:val="FirstParagraph"/>
@@ -2613,7 +2822,7 @@
           <w:b/>
           <w:bCs/>
         </w:rPr>
-        <w:t xml:space="preserve">Example 2 (Adding links a reader would use)</w:t>
+        <w:t xml:space="preserve">Example 3 (Adding links a reader would use)</w:t>
       </w:r>
       <w:r>
         <w:t xml:space="preserve"> </w:t>
@@ -2646,7 +2855,7 @@
       <w:r>
         <w:t xml:space="preserve"> </w:t>
       </w:r>
-      <w:hyperlink r:id="rId31">
+      <w:hyperlink r:id="rId34">
         <w:r>
           <w:rPr>
             <w:rStyle w:val="Hyperlink"/>
@@ -2669,7 +2878,7 @@
       <w:r>
         <w:t xml:space="preserve"> </w:t>
       </w:r>
-      <w:hyperlink r:id="rId32">
+      <w:hyperlink r:id="rId35">
         <w:r>
           <w:rPr>
             <w:rStyle w:val="Hyperlink"/>
@@ -2716,9 +2925,9 @@
         <w:t xml:space="preserve">can now follow the link instead of searching.</w:t>
       </w:r>
     </w:p>
-    <w:bookmarkEnd w:id="33"/>
-    <w:bookmarkEnd w:id="34"/>
-    <w:bookmarkStart w:id="36" w:name="cite-wikipedia-beside-the-primary-source"/>
+    <w:bookmarkEnd w:id="36"/>
+    <w:bookmarkEnd w:id="37"/>
+    <w:bookmarkStart w:id="39" w:name="cite-wikipedia-beside-the-primary-source"/>
     <w:p>
       <w:pPr>
         <w:pStyle w:val="Heading2"/>
@@ -2959,7 +3168,7 @@
         <w:t xml:space="preserve">later uses link to your own definition.</w:t>
       </w:r>
     </w:p>
-    <w:bookmarkStart w:id="35" w:name="exm-link-wikipedia"/>
+    <w:bookmarkStart w:id="38" w:name="exm-link-wikipedia"/>
     <w:p>
       <w:pPr>
         <w:pStyle w:val="FirstParagraph"/>
@@ -2969,7 +3178,7 @@
           <w:b/>
           <w:bCs/>
         </w:rPr>
-        <w:t xml:space="preserve">Example 3 (Citing a definition’s Wikipedia article)</w:t>
+        <w:t xml:space="preserve">Example 4 (Citing a definition’s Wikipedia article)</w:t>
       </w:r>
       <w:r>
         <w:t xml:space="preserve"> </w:t>
@@ -3049,9 +3258,9 @@
         <w:t xml:space="preserve">and the definition itself still comes from your own text and its traditional reference.</w:t>
       </w:r>
     </w:p>
-    <w:bookmarkEnd w:id="35"/>
-    <w:bookmarkEnd w:id="36"/>
-    <w:bookmarkStart w:id="38" w:name="number-bracketed-citations"/>
+    <w:bookmarkEnd w:id="38"/>
+    <w:bookmarkEnd w:id="39"/>
+    <w:bookmarkStart w:id="41" w:name="number-bracketed-citations"/>
     <w:p>
       <w:pPr>
         <w:pStyle w:val="Heading2"/>
@@ -3211,7 +3420,7 @@
       <w:r>
         <w:t xml:space="preserve"> </w:t>
       </w:r>
-      <w:hyperlink r:id="rId37">
+      <w:hyperlink r:id="rId40">
         <w:r>
           <w:rPr>
             <w:rStyle w:val="Hyperlink"/>
@@ -3223,8 +3432,8 @@
         <w:t xml:space="preserve">.</w:t>
       </w:r>
     </w:p>
-    <w:bookmarkEnd w:id="38"/>
-    <w:bookmarkStart w:id="40" w:name="cite-once-per-passage"/>
+    <w:bookmarkEnd w:id="41"/>
+    <w:bookmarkStart w:id="43" w:name="cite-once-per-passage"/>
     <w:p>
       <w:pPr>
         <w:pStyle w:val="Heading2"/>
@@ -3283,7 +3492,7 @@
         <w:t xml:space="preserve">The rule to cite a Wikipedia article once, where its term is defined, is a case of this one.</w:t>
       </w:r>
     </w:p>
-    <w:bookmarkStart w:id="39" w:name="exm-cite-once"/>
+    <w:bookmarkStart w:id="42" w:name="exm-cite-once"/>
     <w:p>
       <w:pPr>
         <w:pStyle w:val="BodyText"/>
@@ -3293,7 +3502,7 @@
           <w:b/>
           <w:bCs/>
         </w:rPr>
-        <w:t xml:space="preserve">Example 4 (Citing one source once in a definition)</w:t>
+        <w:t xml:space="preserve">Example 5 (Citing one source once in a definition)</w:t>
       </w:r>
       <w:r>
         <w:t xml:space="preserve"> </w:t>
@@ -3403,9 +3612,9 @@
         <w:t xml:space="preserve">The second one does it once, in the source line that closes the div.</w:t>
       </w:r>
     </w:p>
-    <w:bookmarkEnd w:id="39"/>
-    <w:bookmarkEnd w:id="40"/>
-    <w:bookmarkStart w:id="41" w:name="best-practices"/>
+    <w:bookmarkEnd w:id="42"/>
+    <w:bookmarkEnd w:id="43"/>
+    <w:bookmarkStart w:id="44" w:name="best-practices"/>
     <w:p>
       <w:pPr>
         <w:pStyle w:val="Heading2"/>
@@ -3582,8 +3791,8 @@
         <w:t xml:space="preserve">: When possible, include work from different research groups and perspectives</w:t>
       </w:r>
     </w:p>
-    <w:bookmarkEnd w:id="41"/>
-    <w:bookmarkStart w:id="42" w:name="quote-the-original"/>
+    <w:bookmarkEnd w:id="44"/>
+    <w:bookmarkStart w:id="45" w:name="quote-the-original"/>
     <w:p>
       <w:pPr>
         <w:pStyle w:val="Heading2"/>
@@ -3666,8 +3875,8 @@
         <w:t xml:space="preserve">Uncertainty about who said a line is not evidence about who said it.</w:t>
       </w:r>
     </w:p>
-    <w:bookmarkEnd w:id="42"/>
-    <w:bookmarkStart w:id="43" w:name="Xdc6e961a4731f42c2c786ef03a498fc72396848"/>
+    <w:bookmarkEnd w:id="45"/>
+    <w:bookmarkStart w:id="46" w:name="Xdc6e961a4731f42c2c786ef03a498fc72396848"/>
     <w:p>
       <w:pPr>
         <w:pStyle w:val="Heading2"/>
@@ -3696,8 +3905,8 @@
         <w:t xml:space="preserve">rather than expanding an acronym from memory.</w:t>
       </w:r>
     </w:p>
-    <w:bookmarkEnd w:id="43"/>
-    <w:bookmarkStart w:id="46" w:name="verify-each-bibliography-entry"/>
+    <w:bookmarkEnd w:id="46"/>
+    <w:bookmarkStart w:id="49" w:name="verify-each-bibliography-entry"/>
     <w:p>
       <w:pPr>
         <w:pStyle w:val="Heading2"/>
@@ -3722,7 +3931,7 @@
       <w:r>
         <w:t xml:space="preserve"> </w:t>
       </w:r>
-      <w:hyperlink r:id="rId44">
+      <w:hyperlink r:id="rId47">
         <w:r>
           <w:rPr>
             <w:rStyle w:val="Hyperlink"/>
@@ -3739,7 +3948,7 @@
       <w:r>
         <w:t xml:space="preserve"> </w:t>
       </w:r>
-      <w:hyperlink r:id="rId45">
+      <w:hyperlink r:id="rId48">
         <w:r>
           <w:rPr>
             <w:rStyle w:val="Hyperlink"/>
@@ -3781,8 +3990,8 @@
         <w:t xml:space="preserve">and say in the pull request what you checked against what.</w:t>
       </w:r>
     </w:p>
-    <w:bookmarkEnd w:id="46"/>
-    <w:bookmarkStart w:id="47" w:name="cite-an-alias-directly"/>
+    <w:bookmarkEnd w:id="49"/>
+    <w:bookmarkStart w:id="50" w:name="cite-an-alias-directly"/>
     <w:p>
       <w:pPr>
         <w:pStyle w:val="Heading2"/>
@@ -3878,8 +4087,8 @@
         <w:t xml:space="preserve">also called the **alias** [@key, section]</w:t>
       </w:r>
     </w:p>
-    <w:bookmarkEnd w:id="47"/>
-    <w:bookmarkStart w:id="50" w:name="cite-the-original-for-named-results"/>
+    <w:bookmarkEnd w:id="50"/>
+    <w:bookmarkStart w:id="53" w:name="cite-the-original-for-named-results"/>
     <w:p>
       <w:pPr>
         <w:pStyle w:val="Heading2"/>
@@ -4160,7 +4369,7 @@
       <w:r>
         <w:t xml:space="preserve"> </w:t>
       </w:r>
-      <w:hyperlink r:id="rId48">
+      <w:hyperlink r:id="rId51">
         <w:r>
           <w:rPr>
             <w:rStyle w:val="Hyperlink"/>
@@ -4186,7 +4395,7 @@
         <w:t xml:space="preserve">and never fill in a title, volume, or page number from memory.</w:t>
       </w:r>
     </w:p>
-    <w:bookmarkStart w:id="49" w:name="exm-cite-original"/>
+    <w:bookmarkStart w:id="52" w:name="exm-cite-original"/>
     <w:p>
       <w:pPr>
         <w:pStyle w:val="BodyText"/>
@@ -4196,7 +4405,7 @@
           <w:b/>
           <w:bCs/>
         </w:rPr>
-        <w:t xml:space="preserve">Example 5 (Crediting Chebyshev’s inequality)</w:t>
+        <w:t xml:space="preserve">Example 6 (Crediting Chebyshev’s inequality)</w:t>
       </w:r>
       <w:r>
         <w:t xml:space="preserve"> </w:t>
@@ -4210,7 +4419,7 @@
         <w:pStyle w:val="BlockText"/>
       </w:pPr>
       <w:r>
-        <w:t xml:space="preserve">❌ Chebyshev’s inequality says that …</w:t>
+        <w:t xml:space="preserve">❌ Chebyshev’s inequality bounds the probability that …</w:t>
       </w:r>
     </w:p>
     <w:p>
@@ -4218,7 +4427,7 @@
         <w:pStyle w:val="BlockText"/>
       </w:pPr>
       <w:r>
-        <w:t xml:space="preserve">✅ Chebyshev’s inequality says that …</w:t>
+        <w:t xml:space="preserve">✅ Chebyshev’s inequality bounds the probability that …</w:t>
       </w:r>
       <w:r>
         <w:t xml:space="preserve"> </w:t>
@@ -4260,9 +4469,9 @@
         <w:t xml:space="preserve">.</w:t>
       </w:r>
     </w:p>
-    <w:bookmarkEnd w:id="49"/>
-    <w:bookmarkEnd w:id="50"/>
-    <w:bookmarkStart w:id="51" w:name="put-the-content-first"/>
+    <w:bookmarkEnd w:id="52"/>
+    <w:bookmarkEnd w:id="53"/>
+    <w:bookmarkStart w:id="54" w:name="put-the-content-first"/>
     <w:p>
       <w:pPr>
         <w:pStyle w:val="Heading2"/>
@@ -4315,8 +4524,8 @@
         <w:t xml:space="preserve">without commentary on who said it or where it was repeated.</w:t>
       </w:r>
     </w:p>
-    <w:bookmarkEnd w:id="51"/>
-    <w:bookmarkStart w:id="52" w:name="adapting-another-courses-material"/>
+    <w:bookmarkEnd w:id="54"/>
+    <w:bookmarkStart w:id="55" w:name="adapting-another-courses-material"/>
     <w:p>
       <w:pPr>
         <w:pStyle w:val="Heading2"/>
@@ -4561,8 +4770,8 @@
         <w:t xml:space="preserve">:::</w:t>
       </w:r>
     </w:p>
-    <w:bookmarkEnd w:id="52"/>
-    <w:bookmarkStart w:id="53" w:name="material-from-your-own-work"/>
+    <w:bookmarkEnd w:id="55"/>
+    <w:bookmarkStart w:id="56" w:name="material-from-your-own-work"/>
     <w:p>
       <w:pPr>
         <w:pStyle w:val="Heading2"/>
@@ -5004,8 +5213,8 @@
         <w:t xml:space="preserve">When you find an existing credit to your own work, remove it and add or keep a link to it.</w:t>
       </w:r>
     </w:p>
-    <w:bookmarkEnd w:id="53"/>
-    <w:bookmarkStart w:id="54" w:name="common-citation-errors-to-avoid"/>
+    <w:bookmarkEnd w:id="56"/>
+    <w:bookmarkStart w:id="57" w:name="common-citation-errors-to-avoid"/>
     <w:p>
       <w:pPr>
         <w:pStyle w:val="Heading2"/>
@@ -5222,8 +5431,8 @@
         <w:t xml:space="preserve">: Failing to cite work that directly influenced your ideas</w:t>
       </w:r>
     </w:p>
-    <w:bookmarkEnd w:id="54"/>
-    <w:bookmarkStart w:id="60" w:name="examples"/>
+    <w:bookmarkEnd w:id="57"/>
+    <w:bookmarkStart w:id="63" w:name="examples"/>
     <w:p>
       <w:pPr>
         <w:pStyle w:val="Heading2"/>
@@ -5232,7 +5441,7 @@
         <w:t xml:space="preserve">21 Examples</w:t>
       </w:r>
     </w:p>
-    <w:bookmarkStart w:id="55" w:name="poor-unsupported-claim"/>
+    <w:bookmarkStart w:id="58" w:name="poor-unsupported-claim"/>
     <w:p>
       <w:pPr>
         <w:pStyle w:val="Heading3"/>
@@ -5264,8 +5473,8 @@
         <w:t xml:space="preserve">: This claim is stated as fact without any support.</w:t>
       </w:r>
     </w:p>
-    <w:bookmarkEnd w:id="55"/>
-    <w:bookmarkStart w:id="56" w:name="better-citation-provided"/>
+    <w:bookmarkEnd w:id="58"/>
+    <w:bookmarkStart w:id="59" w:name="better-citation-provided"/>
     <w:p>
       <w:pPr>
         <w:pStyle w:val="Heading3"/>
@@ -5306,8 +5515,8 @@
         <w:t xml:space="preserve">: Citations provide evidence for the claim.</w:t>
       </w:r>
     </w:p>
-    <w:bookmarkEnd w:id="56"/>
-    <w:bookmarkStart w:id="57" w:name="best-citation-with-context"/>
+    <w:bookmarkEnd w:id="59"/>
+    <w:bookmarkStart w:id="60" w:name="best-citation-with-context"/>
     <w:p>
       <w:pPr>
         <w:pStyle w:val="Heading3"/>
@@ -5360,8 +5569,8 @@
         <w:t xml:space="preserve">: The specific support each citation provides is explained.</w:t>
       </w:r>
     </w:p>
-    <w:bookmarkEnd w:id="57"/>
-    <w:bookmarkStart w:id="58" w:name="poor-irrelevant-citation"/>
+    <w:bookmarkEnd w:id="60"/>
+    <w:bookmarkStart w:id="61" w:name="poor-irrelevant-citation"/>
     <w:p>
       <w:pPr>
         <w:pStyle w:val="Heading3"/>
@@ -5402,8 +5611,8 @@
         <w:t xml:space="preserve">: Knuth’s 1984 paper on literate programming doesn’t address Python or data science.</w:t>
       </w:r>
     </w:p>
-    <w:bookmarkEnd w:id="58"/>
-    <w:bookmarkStart w:id="59" w:name="better-relevant-citation"/>
+    <w:bookmarkEnd w:id="61"/>
+    <w:bookmarkStart w:id="62" w:name="better-relevant-citation"/>
     <w:p>
       <w:pPr>
         <w:pStyle w:val="Heading3"/>
@@ -5444,9 +5653,9 @@
         <w:t xml:space="preserve">: The citation is to a current survey of programming language usage.</w:t>
       </w:r>
     </w:p>
-    <w:bookmarkEnd w:id="59"/>
-    <w:bookmarkEnd w:id="60"/>
-    <w:bookmarkStart w:id="79" w:name="conclusion"/>
+    <w:bookmarkEnd w:id="62"/>
+    <w:bookmarkEnd w:id="63"/>
+    <w:bookmarkStart w:id="82" w:name="conclusion"/>
     <w:p>
       <w:pPr>
         <w:pStyle w:val="Heading2"/>
@@ -5505,8 +5714,8 @@
         <w:t xml:space="preserve">add a citation or present direct evidence.</w:t>
       </w:r>
     </w:p>
-    <w:bookmarkStart w:id="78" w:name="refs"/>
-    <w:bookmarkStart w:id="62" w:name="ref-bienayme1853"/>
+    <w:bookmarkStart w:id="81" w:name="refs"/>
+    <w:bookmarkStart w:id="65" w:name="ref-bienayme1853"/>
     <w:p>
       <w:pPr>
         <w:pStyle w:val="Bibliography"/>
@@ -5551,7 +5760,7 @@
       <w:r>
         <w:t xml:space="preserve"> </w:t>
       </w:r>
-      <w:hyperlink r:id="rId61">
+      <w:hyperlink r:id="rId64">
         <w:r>
           <w:rPr>
             <w:rStyle w:val="Hyperlink"/>
@@ -5563,8 +5772,8 @@
         <w:t xml:space="preserve">.</w:t>
       </w:r>
     </w:p>
-    <w:bookmarkEnd w:id="62"/>
-    <w:bookmarkStart w:id="64" w:name="ref-blitzstein2019introduction"/>
+    <w:bookmarkEnd w:id="65"/>
+    <w:bookmarkStart w:id="67" w:name="ref-blitzstein2019introduction"/>
     <w:p>
       <w:pPr>
         <w:pStyle w:val="Bibliography"/>
@@ -5588,7 +5797,7 @@
       <w:r>
         <w:t xml:space="preserve"> </w:t>
       </w:r>
-      <w:hyperlink r:id="rId63">
+      <w:hyperlink r:id="rId66">
         <w:r>
           <w:rPr>
             <w:rStyle w:val="Hyperlink"/>
@@ -5600,8 +5809,8 @@
         <w:t xml:space="preserve">.</w:t>
       </w:r>
     </w:p>
-    <w:bookmarkEnd w:id="64"/>
-    <w:bookmarkStart w:id="66" w:name="ref-hawkins2004"/>
+    <w:bookmarkEnd w:id="67"/>
+    <w:bookmarkStart w:id="69" w:name="ref-hawkins2004"/>
     <w:p>
       <w:pPr>
         <w:pStyle w:val="Bibliography"/>
@@ -5634,7 +5843,7 @@
       <w:r>
         <w:t xml:space="preserve"> </w:t>
       </w:r>
-      <w:hyperlink r:id="rId65">
+      <w:hyperlink r:id="rId68">
         <w:r>
           <w:rPr>
             <w:rStyle w:val="Hyperlink"/>
@@ -5646,8 +5855,8 @@
         <w:t xml:space="preserve">.</w:t>
       </w:r>
     </w:p>
-    <w:bookmarkEnd w:id="66"/>
-    <w:bookmarkStart w:id="68" w:name="ref-knuth84"/>
+    <w:bookmarkEnd w:id="69"/>
+    <w:bookmarkStart w:id="71" w:name="ref-knuth84"/>
     <w:p>
       <w:pPr>
         <w:pStyle w:val="Bibliography"/>
@@ -5680,7 +5889,7 @@
       <w:r>
         <w:t xml:space="preserve"> </w:t>
       </w:r>
-      <w:hyperlink r:id="rId67">
+      <w:hyperlink r:id="rId70">
         <w:r>
           <w:rPr>
             <w:rStyle w:val="Hyperlink"/>
@@ -5692,8 +5901,8 @@
         <w:t xml:space="preserve">.</w:t>
       </w:r>
     </w:p>
-    <w:bookmarkEnd w:id="68"/>
-    <w:bookmarkStart w:id="69" w:name="ref-mitchell1997"/>
+    <w:bookmarkEnd w:id="71"/>
+    <w:bookmarkStart w:id="72" w:name="ref-mitchell1997"/>
     <w:p>
       <w:pPr>
         <w:pStyle w:val="Bibliography"/>
@@ -5715,8 +5924,8 @@
         <w:t xml:space="preserve">. McGraw-Hill.</w:t>
       </w:r>
     </w:p>
-    <w:bookmarkEnd w:id="69"/>
-    <w:bookmarkStart w:id="71" w:name="ref-stackoverflow2024"/>
+    <w:bookmarkEnd w:id="72"/>
+    <w:bookmarkStart w:id="74" w:name="ref-stackoverflow2024"/>
     <w:p>
       <w:pPr>
         <w:pStyle w:val="Bibliography"/>
@@ -5740,7 +5949,7 @@
       <w:r>
         <w:t xml:space="preserve"> </w:t>
       </w:r>
-      <w:hyperlink r:id="rId70">
+      <w:hyperlink r:id="rId73">
         <w:r>
           <w:rPr>
             <w:rStyle w:val="Hyperlink"/>
@@ -5752,8 +5961,8 @@
         <w:t xml:space="preserve">.</w:t>
       </w:r>
     </w:p>
-    <w:bookmarkEnd w:id="71"/>
-    <w:bookmarkStart w:id="73" w:name="ref-tchebichef1867"/>
+    <w:bookmarkEnd w:id="74"/>
+    <w:bookmarkStart w:id="76" w:name="ref-tchebichef1867"/>
     <w:p>
       <w:pPr>
         <w:pStyle w:val="Bibliography"/>
@@ -5783,7 +5992,7 @@
       <w:r>
         <w:t xml:space="preserve"> </w:t>
       </w:r>
-      <w:hyperlink r:id="rId72">
+      <w:hyperlink r:id="rId75">
         <w:r>
           <w:rPr>
             <w:rStyle w:val="Hyperlink"/>
@@ -5795,8 +6004,8 @@
         <w:t xml:space="preserve">.</w:t>
       </w:r>
     </w:p>
-    <w:bookmarkEnd w:id="73"/>
-    <w:bookmarkStart w:id="75" w:name="ref-vapnik1998"/>
+    <w:bookmarkEnd w:id="76"/>
+    <w:bookmarkStart w:id="78" w:name="ref-vapnik1998"/>
     <w:p>
       <w:pPr>
         <w:pStyle w:val="Bibliography"/>
@@ -5820,7 +6029,7 @@
       <w:r>
         <w:t xml:space="preserve"> </w:t>
       </w:r>
-      <w:hyperlink r:id="rId74">
+      <w:hyperlink r:id="rId77">
         <w:r>
           <w:rPr>
             <w:rStyle w:val="Hyperlink"/>
@@ -5832,8 +6041,8 @@
         <w:t xml:space="preserve">.</w:t>
       </w:r>
     </w:p>
-    <w:bookmarkEnd w:id="75"/>
-    <w:bookmarkStart w:id="77" w:name="ref-wikipedia_poisson_distribution"/>
+    <w:bookmarkEnd w:id="78"/>
+    <w:bookmarkStart w:id="80" w:name="ref-wikipedia_poisson_distribution"/>
     <w:p>
       <w:pPr>
         <w:pStyle w:val="Bibliography"/>
@@ -5892,7 +6101,7 @@
       <w:r>
         <w:t xml:space="preserve"> </w:t>
       </w:r>
-      <w:hyperlink r:id="rId76">
+      <w:hyperlink r:id="rId79">
         <w:r>
           <w:rPr>
             <w:rStyle w:val="Hyperlink"/>
@@ -5904,9 +6113,9 @@
         <w:t xml:space="preserve">.</w:t>
       </w:r>
     </w:p>
-    <w:bookmarkEnd w:id="77"/>
-    <w:bookmarkEnd w:id="78"/>
-    <w:bookmarkEnd w:id="79"/>
+    <w:bookmarkEnd w:id="80"/>
+    <w:bookmarkEnd w:id="81"/>
+    <w:bookmarkEnd w:id="82"/>
     <w:sectPr>
       <w:footnotePr>
         <w:numRestart w:val="eachSect"/>
